--- a/HRI_ESP32_Study/HRI_Study_Design_ESP32_RobotHeads.docx
+++ b/HRI_ESP32_Study/HRI_Study_Design_ESP32_RobotHeads.docx
@@ -59,7 +59,7 @@
     </w:p>
     <w:p>
       <w:r>
-        <w:t>How does coordinated versus uncoordinated timing between two robot heads (ESP32 screens with animated faces) affect:</w:t>
+        <w:t>How does coordinated versus uncoordinated timing between two robot heads that each give sorting instructions affect:</w:t>
       </w:r>
     </w:p>
     <w:p>
@@ -398,7 +398,7 @@
     </w:p>
     <w:p>
       <w:r>
-        <w:t>The independent variable is robot temporal coordination. Two small robot heads, each an ESP32 screen with an animated robot face on a stand, sit to the left and right of the participant. Each block instruction is split across the two robots: the left robot shows the colour and the right robot shows the number. To present, a robot looks up at the participant, shows its half of the instruction for 2 seconds, and then returns to its idle face. There are two conditions:</w:t>
+        <w:t>The independent variable is robot temporal coordination. Two small robot heads, ESP32 screens with animated faces on stands, sit to the left and right of the participant. Each robot gives its own instructions: it looks up at the participant and shows a colour (red or blue) and a number. When an overhead depth camera sees the matching block land in a bin, the robot glances at that bin and clears its instruction; after 6 seconds without it, the instruction is cleared and counted as missed. There are two conditions:</w:t>
       </w:r>
     </w:p>
     <w:p>
@@ -415,7 +415,7 @@
         <w:t>Coordinated condition (baseline):</w:t>
       </w:r>
       <w:r>
-        <w:t xml:space="preserve"> The two robots act as a team. Every 5 seconds both robots present at the same time, so the colour and the number of a block always arrive together and the participant can anticipate the next block.</w:t>
+        <w:t xml:space="preserve"> The two robots act as a team. Every 10 seconds both robots give an instruction at the same moment, so the participant always gets two blocks together and can anticipate the next pair.</w:t>
       </w:r>
     </w:p>
     <w:p>
@@ -432,19 +432,19 @@
         <w:t>Uncoordinated condition:</w:t>
       </w:r>
       <w:r>
-        <w:t xml:space="preserve"> The two robots act independently and never present at the same time. Each robot still presents on average every 5 seconds, but its own gaps vary between 4 and 7 seconds. The colour and the number of a block therefore arrive 1 to 3 seconds apart, and which one comes first changes unpredictably, so the participant cannot anticipate the next instruction. The sequence is prepared in advance so that both conditions have the same blocks and the same trial length.</w:t>
+        <w:t xml:space="preserve"> The two robots act independently and never give an instruction at the same moment. Each robot still gives one instruction on average every 10 seconds, but its own gaps vary between 6 and 14 seconds, so instructions arrive at moments the participant cannot anticipate, and either robot may come next. The sequence is prepared in advance so that both conditions have the same 20 blocks and trial length.</w:t>
       </w:r>
     </w:p>
     <w:p/>
     <w:p>
       <w:r>
-        <w:t>Both conditions use the same robot faces and behaviour, robot positions, display time, number of blocks, trial length, bin layout, and instructions. Only the timing pattern changes.</w:t>
+        <w:t>Both conditions use the same robot faces and behaviour, robot positions, number of blocks, trial length, bin layout, and instructions. Only the timing pattern changes.</w:t>
       </w:r>
     </w:p>
     <w:p/>
     <w:p>
       <w:r>
-        <w:t>Each block has a colour and a number from 1 to 9. The participant takes a block with the shown number from a tray, places it in the bin of the shown colour, and keeps a running mental total of the numbers. Sorting is explicitly described as the main task. Each trial contains 20 blocks and lasts about 2 minutes, so participants work under time pressure in both conditions.</w:t>
+        <w:t>Each instruction is one block: a colour and a number from 1 to 9. The participant takes a block with that number from a tray and places it in the bin of that colour; with two instructions open, either order is fine. They also keep a running mental total of all numbers. Sorting is explicitly described as the main task. Each trial has 20 blocks, 10 per robot, and lasts about 2 minutes, so participants work under time pressure in both conditions.</w:t>
       </w:r>
     </w:p>
     <w:p/>
@@ -667,7 +667,7 @@
         <w:t>Sorting accuracy:</w:t>
       </w:r>
       <w:r>
-        <w:t xml:space="preserve"> the number and percentage of blocks placed in the correct coloured bin.</w:t>
+        <w:t xml:space="preserve"> the number and percentage of instructions completed with the right number in the right coloured bin.</w:t>
       </w:r>
     </w:p>
     <w:p>
@@ -701,7 +701,7 @@
         <w:t>Response time:</w:t>
       </w:r>
       <w:r>
-        <w:t xml:space="preserve"> the time from the moment both halves of an instruction have been shown until the block lands in the bin. We compare both the average and how variable it is across the trial.</w:t>
+        <w:t xml:space="preserve"> for each block, the time from when the participant could start it (its instruction appeared, or the previous block was finished if later) until the camera sees it in the bin. We compare the average and how variable it is.</w:t>
       </w:r>
     </w:p>
     <w:p>
@@ -718,7 +718,7 @@
         <w:t>Missed blocks:</w:t>
       </w:r>
       <w:r>
-        <w:t xml:space="preserve"> the number of instructions for which no block was placed. This is a secondary behavioural measure.</w:t>
+        <w:t xml:space="preserve"> instructions cleared after 6 seconds without their block in a bin. This is a secondary behavioural measure.</w:t>
       </w:r>
     </w:p>
     <w:p>
@@ -732,15 +732,15 @@
         <w:rPr>
           <w:b/>
         </w:rPr>
-        <w:t>Movement rhythm (exploratory):</w:t>
-      </w:r>
-      <w:r>
-        <w:t xml:space="preserve"> how regular the participant's placements are and how closely they follow the robots' rhythm, from hand tracking on the video.</w:t>
-      </w:r>
-    </w:p>
-    <w:p>
-      <w:r>
-        <w:t>A camera records the table during each trial. The robots' instructions and the video are saved together in ROS 2 recordings (rosbags) on one clock, which gives the timing measures. The experimenter checks the bin contents for sorting accuracy and records the final running sum.</w:t>
+        <w:t>Hesitations (exploratory):</w:t>
+      </w:r>
+      <w:r>
+        <w:t xml:space="preserve"> hand pauses and blocks put back, from the camera.</w:t>
+      </w:r>
+    </w:p>
+    <w:p>
+      <w:r>
+        <w:t>An overhead Intel RealSense depth camera detects each block landing in a bin. The robots' instructions, these detections and the video are saved together in ROS 2 recordings (rosbags) on one clock. After each trial the experimenter checks the numbers in each bin and records the final running sum.</w:t>
       </w:r>
     </w:p>
     <w:p/>
@@ -898,7 +898,7 @@
     </w:p>
     <w:p>
       <w:r>
-        <w:t>The participant stands at a workstation with a small robot head on each side, and a tray of numbered blocks and three coloured bins in front of them. Each robot head is an ESP32 screen with an animated face. A camera behind the participant records the table, but not the face. The consent form, including consent to the video recording, is signed before the session starts. After a short briefing, the experimenter explains the task using the same instructions for every participant, and the robots greet the participant. The participant must place the block with the number shown by the right robot in the bin of the colour shown by the left robot, and keep a running mental total of the numbers. Sorting is described as the main task. We do not tell participants which condition we expect to be more demanding. Before data collection starts, they complete a 1-minute practice trial with 10 blocks.</w:t>
+        <w:t>The participant stands at a workstation with a small robot head on each side, and a tray of numbered blocks and two coloured bins (red and blue) in front of them. An overhead depth camera records hands and blocks, not the face. The consent form, including consent to the video recording, is signed before the session starts. After a short briefing, the experimenter explains the task using the same instructions for every participant, and the robots greet the participant. The participant must sort the block of each instruction into the bin of the shown colour and keep a running mental total of the numbers. Sorting is described as the main task. We do not tell participants which condition we expect to be more demanding. Before data collection starts, they complete a 1-minute practice trial with 10 blocks.</w:t>
       </w:r>
     </w:p>
     <w:p/>

--- a/HRI_ESP32_Study/HRI_Study_Design_ESP32_RobotHeads.docx
+++ b/HRI_ESP32_Study/HRI_Study_Design_ESP32_RobotHeads.docx
@@ -398,7 +398,7 @@
     </w:p>
     <w:p>
       <w:r>
-        <w:t>The independent variable is robot temporal coordination. Two small robot heads, ESP32 screens with animated faces on stands, sit to the left and right of the participant. Each robot gives its own instructions: it looks up at the participant and shows a colour (red or blue) and a number. When an overhead depth camera sees the matching block land in a bin, the robot glances at that bin and clears its instruction; after 6 seconds without it, the instruction is cleared and counted as missed. There are two conditions:</w:t>
+        <w:t>The independent variable is robot temporal coordination. Two robot heads (ESP32 screens with animated faces on stands) sit left and right of the participant. Each robot gives its own instructions: it looks up at the participant and shows a colour (red or blue) and a number. While an instruction is open, the robot's eyes follow the participant's hand. When an overhead depth camera sees the matching block land in a bin, the robot glances at that bin and clears its instruction; after 6 seconds without it, the instruction is cleared and counted as missed. There are two conditions:</w:t>
       </w:r>
     </w:p>
     <w:p>
@@ -432,7 +432,7 @@
         <w:t>Uncoordinated condition:</w:t>
       </w:r>
       <w:r>
-        <w:t xml:space="preserve"> The two robots act independently and never give an instruction at the same moment. Each robot still gives one instruction on average every 10 seconds, but its own gaps vary between 6 and 14 seconds, so instructions arrive at moments the participant cannot anticipate, and either robot may come next. The sequence is prepared in advance so that both conditions have the same 20 blocks and trial length.</w:t>
+        <w:t xml:space="preserve"> The two robots act independently and never give an instruction at the same moment. Each robot still gives one instruction on average every 10 seconds, but its own gaps vary between 6 and 14 seconds, so instructions arrive at unpredictable moments from either robot. The sequence is prepared in advance so both conditions have the same 20 blocks and trial length.</w:t>
       </w:r>
     </w:p>
     <w:p/>
@@ -740,7 +740,7 @@
     </w:p>
     <w:p>
       <w:r>
-        <w:t>An overhead Intel RealSense depth camera detects each block landing in a bin. The robots' instructions, these detections and the video are saved together in ROS 2 recordings (rosbags) on one clock. After each trial the experimenter checks the numbers in each bin and records the final running sum.</w:t>
+        <w:t>An overhead Intel RealSense depth camera detects each block landing in a bin. Instructions, detections and video are saved together in ROS 2 recordings (rosbags) on one clock. The experimenter checks the bins after each trial and records the final running sum.</w:t>
       </w:r>
     </w:p>
     <w:p/>
@@ -898,7 +898,7 @@
     </w:p>
     <w:p>
       <w:r>
-        <w:t>The participant stands at a workstation with a small robot head on each side, and a tray of numbered blocks and two coloured bins (red and blue) in front of them. An overhead depth camera records hands and blocks, not the face. The consent form, including consent to the video recording, is signed before the session starts. After a short briefing, the experimenter explains the task using the same instructions for every participant, and the robots greet the participant. The participant must sort the block of each instruction into the bin of the shown colour and keep a running mental total of the numbers. Sorting is described as the main task. We do not tell participants which condition we expect to be more demanding. Before data collection starts, they complete a 1-minute practice trial with 10 blocks.</w:t>
+        <w:t>The participant stands at a workstation with a small robot head on each side, and a tray of numbered blocks and two coloured bins (red and blue) in front of them. An overhead depth camera records hands and blocks, not the face. The consent form, including consent to the video recording and to anonymised reuse for research, is signed before the session starts. After a short briefing, the experimenter explains the task using the same instructions for every participant, and the robots greet the participant. The participant must sort the block of each instruction into the bin of the shown colour and keep a running mental total of the numbers. Sorting is described as the main task. We do not tell participants which condition we expect to be more demanding. Before data collection starts, they complete a 1-minute practice trial with 10 blocks.</w:t>
       </w:r>
     </w:p>
     <w:p/>
